--- a/backend/templates/packs/ai_governance/executive/ai_governance_executive.docx
+++ b/backend/templates/packs/ai_governance/executive/ai_governance_executive.docx
@@ -3354,7 +3354,7 @@
         <w:sz w:val="18"/>
         <w:szCs w:val="18"/>
       </w:rPr>
-      <w:t xml:space="preserve">AI System Governance Framework</w:t>
+      <w:t>{{TITLE}}</w:t>
     </w:r>
     <w:r>
       <w:t xml:space="preserve">	</w:t>
